--- a/Contract.docx
+++ b/Contract.docx
@@ -6396,7 +6396,7 @@
  
          < C o m p _ N a m e > C o m p _ N a m e < / C o m p _ N a m e >   
-         < C o m p _ P i c t u r e 1 > C o m p _ P i c t u r e 1 < / C o m p _ P i c t u r e 1 > +         < C o m p _ P i c t u r e 1   / >   
          < C o n t r a c t _ N u m b e r > C o n t r a c t _ N u m b e r < / C o n t r a c t _ N u m b e r >   
